--- a/pdf/Egon Montageanleitung.docx
+++ b/pdf/Egon Montageanleitung.docx
@@ -73,8 +73,18 @@
           <w:sz w:val="24"/>
           <w:szCs w:val="24"/>
         </w:rPr>
-        <w:t xml:space="preserve"> noch nach deinem Geschmack pimpen</w:t>
-      </w:r>
+        <w:t xml:space="preserve"> noch nach deinem Geschmack </w:t>
+      </w:r>
+      <w:proofErr w:type="spellStart"/>
+      <w:r>
+        <w:rPr>
+          <w:rFonts w:ascii="Arial" w:hAnsi="Arial" w:cs="Arial"/>
+          <w:sz w:val="24"/>
+          <w:szCs w:val="24"/>
+        </w:rPr>
+        <w:t>pimpen</w:t>
+      </w:r>
+      <w:proofErr w:type="spellEnd"/>
       <w:r>
         <w:rPr>
           <w:rFonts w:ascii="Arial" w:hAnsi="Arial" w:cs="Arial"/>
@@ -86,21 +96,50 @@
     </w:p>
     <w:p>
       <w:pPr>
-        <w:jc w:val="center"/>
-        <w:rPr>
-          <w:rFonts w:ascii="Arial" w:hAnsi="Arial" w:cs="Arial"/>
-          <w:sz w:val="24"/>
-          <w:szCs w:val="24"/>
-        </w:rPr>
-      </w:pPr>
-      <w:r>
-        <w:rPr>
+        <w:rPr>
+          <w:rFonts w:ascii="Arial" w:hAnsi="Arial" w:cs="Arial"/>
+          <w:sz w:val="24"/>
+          <w:szCs w:val="24"/>
+        </w:rPr>
+      </w:pPr>
+    </w:p>
+    <w:p>
+      <w:pPr>
+        <w:rPr>
+          <w:rFonts w:ascii="Arial" w:hAnsi="Arial" w:cs="Arial"/>
+          <w:sz w:val="24"/>
+          <w:szCs w:val="24"/>
+        </w:rPr>
+      </w:pPr>
+    </w:p>
+    <w:p>
+      <w:pPr>
+        <w:rPr>
+          <w:rFonts w:ascii="Arial" w:hAnsi="Arial" w:cs="Arial"/>
+          <w:sz w:val="24"/>
+          <w:szCs w:val="24"/>
+        </w:rPr>
+      </w:pPr>
+    </w:p>
+    <w:p>
+      <w:pPr>
+        <w:jc w:val="center"/>
+        <w:rPr>
+          <w:rFonts w:ascii="Arial" w:hAnsi="Arial" w:cs="Arial"/>
+          <w:b/>
+          <w:sz w:val="24"/>
+          <w:szCs w:val="24"/>
+        </w:rPr>
+      </w:pPr>
+      <w:r>
+        <w:rPr>
+          <w:b/>
           <w:noProof/>
           <w:lang w:eastAsia="de-DE"/>
         </w:rPr>
         <w:drawing>
           <wp:inline distT="0" distB="0" distL="0" distR="0">
-            <wp:extent cx="1828800" cy="2538125"/>
+            <wp:extent cx="4067033" cy="5644485"/>
             <wp:effectExtent l="0" t="0" r="0" b="0"/>
             <wp:docPr id="3" name="Grafik 3" descr="https://wiki.oberlab.de/tutorial/egone13.png"/>
             <wp:cNvGraphicFramePr>
@@ -131,7 +170,7 @@
                   <pic:spPr bwMode="auto">
                     <a:xfrm>
                       <a:off x="0" y="0"/>
-                      <a:ext cx="1859042" cy="2580096"/>
+                      <a:ext cx="4152864" cy="5763606"/>
                     </a:xfrm>
                     <a:prstGeom prst="rect">
                       <a:avLst/>
@@ -153,21 +192,41 @@
         <w:jc w:val="center"/>
         <w:rPr>
           <w:rFonts w:ascii="Arial" w:hAnsi="Arial" w:cs="Arial"/>
-          <w:sz w:val="24"/>
-          <w:szCs w:val="24"/>
-        </w:rPr>
-      </w:pPr>
-      <w:r>
-        <w:rPr>
-          <w:rFonts w:ascii="Arial" w:hAnsi="Arial" w:cs="Arial"/>
-          <w:sz w:val="24"/>
-          <w:szCs w:val="24"/>
-        </w:rPr>
-        <w:t>Egon Fron</w:t>
-      </w:r>
-      <w:r>
-        <w:rPr>
-          <w:rFonts w:ascii="Arial" w:hAnsi="Arial" w:cs="Arial"/>
+          <w:b/>
+          <w:sz w:val="24"/>
+          <w:szCs w:val="24"/>
+        </w:rPr>
+      </w:pPr>
+      <w:r>
+        <w:rPr>
+          <w:rFonts w:ascii="Arial" w:hAnsi="Arial" w:cs="Arial"/>
+          <w:b/>
+          <w:sz w:val="24"/>
+          <w:szCs w:val="24"/>
+        </w:rPr>
+        <w:t>Egon</w:t>
+      </w:r>
+      <w:r>
+        <w:rPr>
+          <w:rFonts w:ascii="Arial" w:hAnsi="Arial" w:cs="Arial"/>
+          <w:sz w:val="24"/>
+          <w:szCs w:val="24"/>
+        </w:rPr>
+        <w:t xml:space="preserve"> </w:t>
+      </w:r>
+      <w:r>
+        <w:rPr>
+          <w:rFonts w:ascii="Arial" w:hAnsi="Arial" w:cs="Arial"/>
+          <w:b/>
+          <w:sz w:val="24"/>
+          <w:szCs w:val="24"/>
+        </w:rPr>
+        <w:t>Fron</w:t>
+      </w:r>
+      <w:r>
+        <w:rPr>
+          <w:rFonts w:ascii="Arial" w:hAnsi="Arial" w:cs="Arial"/>
+          <w:b/>
           <w:sz w:val="24"/>
           <w:szCs w:val="24"/>
         </w:rPr>
@@ -176,6 +235,7 @@
       <w:r>
         <w:rPr>
           <w:rFonts w:ascii="Arial" w:hAnsi="Arial" w:cs="Arial"/>
+          <w:b/>
           <w:sz w:val="24"/>
           <w:szCs w:val="24"/>
         </w:rPr>
@@ -186,47 +246,225 @@
       <w:pPr>
         <w:rPr>
           <w:rFonts w:ascii="Arial" w:hAnsi="Arial" w:cs="Arial"/>
-          <w:sz w:val="24"/>
-          <w:szCs w:val="24"/>
-        </w:rPr>
-      </w:pPr>
-    </w:p>
-    <w:p>
-      <w:pPr>
-        <w:rPr>
-          <w:rFonts w:ascii="Arial" w:hAnsi="Arial" w:cs="Arial"/>
-          <w:b/>
-          <w:sz w:val="24"/>
-          <w:szCs w:val="24"/>
-        </w:rPr>
-      </w:pPr>
-      <w:r>
-        <w:rPr>
-          <w:rFonts w:ascii="Arial" w:hAnsi="Arial" w:cs="Arial"/>
-          <w:b/>
-          <w:sz w:val="24"/>
-          <w:szCs w:val="24"/>
-        </w:rPr>
-        <w:t>Montageanleitung:</w:t>
-      </w:r>
-    </w:p>
-    <w:p>
-      <w:pPr>
-        <w:jc w:val="center"/>
-        <w:rPr>
-          <w:rFonts w:ascii="Arial" w:hAnsi="Arial" w:cs="Arial"/>
-          <w:sz w:val="24"/>
-          <w:szCs w:val="24"/>
-        </w:rPr>
-      </w:pPr>
-      <w:r>
-        <w:rPr>
-          <w:rFonts w:ascii="Arial" w:hAnsi="Arial" w:cs="Arial"/>
+          <w:b/>
+          <w:sz w:val="24"/>
+          <w:szCs w:val="24"/>
+        </w:rPr>
+      </w:pPr>
+      <w:r>
+        <w:rPr>
+          <w:rFonts w:ascii="Arial" w:hAnsi="Arial" w:cs="Arial"/>
+          <w:b/>
+          <w:sz w:val="24"/>
+          <w:szCs w:val="24"/>
+        </w:rPr>
+        <w:br w:type="page"/>
+      </w:r>
+    </w:p>
+    <w:p>
+      <w:pPr>
+        <w:jc w:val="center"/>
+        <w:rPr>
+          <w:rFonts w:ascii="Arial" w:hAnsi="Arial" w:cs="Arial"/>
+          <w:b/>
           <w:noProof/>
           <w:sz w:val="24"/>
           <w:szCs w:val="24"/>
           <w:lang w:eastAsia="de-DE"/>
         </w:rPr>
+      </w:pPr>
+    </w:p>
+    <w:p>
+      <w:pPr>
+        <w:jc w:val="center"/>
+        <w:rPr>
+          <w:rFonts w:ascii="Arial" w:hAnsi="Arial" w:cs="Arial"/>
+          <w:b/>
+          <w:noProof/>
+          <w:sz w:val="24"/>
+          <w:szCs w:val="24"/>
+          <w:lang w:eastAsia="de-DE"/>
+        </w:rPr>
+      </w:pPr>
+    </w:p>
+    <w:p>
+      <w:pPr>
+        <w:jc w:val="center"/>
+        <w:rPr>
+          <w:rFonts w:ascii="Arial" w:hAnsi="Arial" w:cs="Arial"/>
+          <w:b/>
+          <w:noProof/>
+          <w:sz w:val="24"/>
+          <w:szCs w:val="24"/>
+          <w:lang w:eastAsia="de-DE"/>
+        </w:rPr>
+      </w:pPr>
+    </w:p>
+    <w:p>
+      <w:pPr>
+        <w:jc w:val="center"/>
+        <w:rPr>
+          <w:rFonts w:ascii="Arial" w:hAnsi="Arial" w:cs="Arial"/>
+          <w:b/>
+          <w:noProof/>
+          <w:sz w:val="24"/>
+          <w:szCs w:val="24"/>
+          <w:lang w:eastAsia="de-DE"/>
+        </w:rPr>
+      </w:pPr>
+    </w:p>
+    <w:p>
+      <w:pPr>
+        <w:jc w:val="center"/>
+        <w:rPr>
+          <w:rFonts w:ascii="Arial" w:hAnsi="Arial" w:cs="Arial"/>
+          <w:b/>
+          <w:noProof/>
+          <w:sz w:val="24"/>
+          <w:szCs w:val="24"/>
+          <w:lang w:eastAsia="de-DE"/>
+        </w:rPr>
+      </w:pPr>
+    </w:p>
+    <w:p>
+      <w:pPr>
+        <w:jc w:val="center"/>
+        <w:rPr>
+          <w:rFonts w:ascii="Arial" w:hAnsi="Arial" w:cs="Arial"/>
+          <w:b/>
+          <w:noProof/>
+          <w:sz w:val="24"/>
+          <w:szCs w:val="24"/>
+          <w:lang w:eastAsia="de-DE"/>
+        </w:rPr>
+      </w:pPr>
+    </w:p>
+    <w:p>
+      <w:pPr>
+        <w:jc w:val="center"/>
+        <w:rPr>
+          <w:rFonts w:ascii="Arial" w:hAnsi="Arial" w:cs="Arial"/>
+          <w:b/>
+          <w:sz w:val="24"/>
+          <w:szCs w:val="24"/>
+        </w:rPr>
+      </w:pPr>
+      <w:r>
+        <w:rPr>
+          <w:rFonts w:ascii="Arial" w:hAnsi="Arial" w:cs="Arial"/>
+          <w:b/>
+          <w:noProof/>
+          <w:sz w:val="24"/>
+          <w:szCs w:val="24"/>
+          <w:lang w:eastAsia="de-DE"/>
+        </w:rPr>
+        <w:drawing>
+          <wp:inline distT="0" distB="0" distL="0" distR="0" wp14:anchorId="03FF92AE" wp14:editId="7EAAE118">
+            <wp:extent cx="6345141" cy="5559578"/>
+            <wp:effectExtent l="0" t="0" r="0" b="3175"/>
+            <wp:docPr id="1" name="Grafik 1"/>
+            <wp:cNvGraphicFramePr>
+              <a:graphicFrameLocks xmlns:a="http://schemas.openxmlformats.org/drawingml/2006/main" noChangeAspect="1"/>
+            </wp:cNvGraphicFramePr>
+            <a:graphic xmlns:a="http://schemas.openxmlformats.org/drawingml/2006/main">
+              <a:graphicData uri="http://schemas.openxmlformats.org/drawingml/2006/picture">
+                <pic:pic xmlns:pic="http://schemas.openxmlformats.org/drawingml/2006/picture">
+                  <pic:nvPicPr>
+                    <pic:cNvPr id="0" name="Picture 1"/>
+                    <pic:cNvPicPr>
+                      <a:picLocks noChangeAspect="1" noChangeArrowheads="1"/>
+                    </pic:cNvPicPr>
+                  </pic:nvPicPr>
+                  <pic:blipFill>
+                    <a:blip r:embed="rId8">
+                      <a:extLst>
+                        <a:ext uri="{28A0092B-C50C-407E-A947-70E740481C1C}">
+                          <a14:useLocalDpi xmlns:a14="http://schemas.microsoft.com/office/drawing/2010/main" val="0"/>
+                        </a:ext>
+                      </a:extLst>
+                    </a:blip>
+                    <a:srcRect/>
+                    <a:stretch>
+                      <a:fillRect/>
+                    </a:stretch>
+                  </pic:blipFill>
+                  <pic:spPr bwMode="auto">
+                    <a:xfrm>
+                      <a:off x="0" y="0"/>
+                      <a:ext cx="6370173" cy="5581511"/>
+                    </a:xfrm>
+                    <a:prstGeom prst="rect">
+                      <a:avLst/>
+                    </a:prstGeom>
+                    <a:noFill/>
+                    <a:ln>
+                      <a:noFill/>
+                    </a:ln>
+                  </pic:spPr>
+                </pic:pic>
+              </a:graphicData>
+            </a:graphic>
+          </wp:inline>
+        </w:drawing>
+      </w:r>
+    </w:p>
+    <w:p>
+      <w:pPr>
+        <w:jc w:val="center"/>
+        <w:rPr>
+          <w:rFonts w:ascii="Arial" w:hAnsi="Arial" w:cs="Arial"/>
+          <w:b/>
+          <w:sz w:val="24"/>
+          <w:szCs w:val="24"/>
+        </w:rPr>
+      </w:pPr>
+      <w:r>
+        <w:rPr>
+          <w:rFonts w:ascii="Arial" w:hAnsi="Arial" w:cs="Arial"/>
+          <w:b/>
+          <w:sz w:val="24"/>
+          <w:szCs w:val="24"/>
+        </w:rPr>
+        <w:t>Stückliste</w:t>
+      </w:r>
+    </w:p>
+    <w:p>
+      <w:pPr>
+        <w:rPr>
+          <w:rFonts w:ascii="Arial" w:hAnsi="Arial" w:cs="Arial"/>
+          <w:b/>
+          <w:sz w:val="24"/>
+          <w:szCs w:val="24"/>
+        </w:rPr>
+      </w:pPr>
+      <w:r>
+        <w:rPr>
+          <w:rFonts w:ascii="Arial" w:hAnsi="Arial" w:cs="Arial"/>
+          <w:b/>
+          <w:sz w:val="24"/>
+          <w:szCs w:val="24"/>
+        </w:rPr>
+        <w:br w:type="page"/>
+      </w:r>
+    </w:p>
+    <w:p>
+      <w:pPr>
+        <w:jc w:val="center"/>
+        <w:rPr>
+          <w:rFonts w:ascii="Arial" w:hAnsi="Arial" w:cs="Arial"/>
+          <w:sz w:val="24"/>
+          <w:szCs w:val="24"/>
+        </w:rPr>
+      </w:pPr>
+      <w:r>
+        <w:rPr>
+          <w:rFonts w:ascii="Arial" w:hAnsi="Arial" w:cs="Arial"/>
+          <w:noProof/>
+          <w:sz w:val="24"/>
+          <w:szCs w:val="24"/>
+          <w:lang w:eastAsia="de-DE"/>
+        </w:rPr>
+        <w:lastRenderedPageBreak/>
         <w:drawing>
           <wp:inline distT="0" distB="0" distL="0" distR="0">
             <wp:extent cx="3942715" cy="3387090"/>
@@ -245,7 +483,7 @@
                     </pic:cNvPicPr>
                   </pic:nvPicPr>
                   <pic:blipFill>
-                    <a:blip r:embed="rId8">
+                    <a:blip r:embed="rId9">
                       <a:extLst>
                         <a:ext uri="{28A0092B-C50C-407E-A947-70E740481C1C}">
                           <a14:useLocalDpi xmlns:a14="http://schemas.microsoft.com/office/drawing/2010/main" val="0"/>
@@ -284,29 +522,24 @@
         <w:jc w:val="center"/>
         <w:rPr>
           <w:rFonts w:ascii="Arial" w:hAnsi="Arial" w:cs="Arial"/>
-          <w:sz w:val="24"/>
-          <w:szCs w:val="24"/>
-        </w:rPr>
-      </w:pPr>
-      <w:r>
-        <w:rPr>
-          <w:rFonts w:ascii="Arial" w:hAnsi="Arial" w:cs="Arial"/>
-          <w:sz w:val="24"/>
-          <w:szCs w:val="24"/>
-        </w:rPr>
-        <w:t>Montage de</w:t>
-      </w:r>
-      <w:r>
-        <w:rPr>
-          <w:rFonts w:ascii="Arial" w:hAnsi="Arial" w:cs="Arial"/>
-          <w:sz w:val="24"/>
-          <w:szCs w:val="24"/>
-        </w:rPr>
-        <w:t xml:space="preserve">s </w:t>
-      </w:r>
-      <w:r>
-        <w:rPr>
-          <w:rFonts w:ascii="Arial" w:hAnsi="Arial" w:cs="Arial"/>
+          <w:b/>
+          <w:sz w:val="24"/>
+          <w:szCs w:val="24"/>
+        </w:rPr>
+      </w:pPr>
+      <w:r>
+        <w:rPr>
+          <w:rFonts w:ascii="Arial" w:hAnsi="Arial" w:cs="Arial"/>
+          <w:b/>
+          <w:sz w:val="24"/>
+          <w:szCs w:val="24"/>
+        </w:rPr>
+        <w:t xml:space="preserve">Montage des </w:t>
+      </w:r>
+      <w:r>
+        <w:rPr>
+          <w:rFonts w:ascii="Arial" w:hAnsi="Arial" w:cs="Arial"/>
+          <w:b/>
           <w:sz w:val="24"/>
           <w:szCs w:val="24"/>
         </w:rPr>
@@ -315,6 +548,7 @@
       <w:r>
         <w:rPr>
           <w:rFonts w:ascii="Arial" w:hAnsi="Arial" w:cs="Arial"/>
+          <w:b/>
           <w:sz w:val="24"/>
           <w:szCs w:val="24"/>
         </w:rPr>
@@ -329,14 +563,6 @@
           <w:szCs w:val="24"/>
         </w:rPr>
       </w:pPr>
-      <w:r>
-        <w:rPr>
-          <w:rFonts w:ascii="Arial" w:hAnsi="Arial" w:cs="Arial"/>
-          <w:sz w:val="24"/>
-          <w:szCs w:val="24"/>
-        </w:rPr>
-        <w:br w:type="page"/>
-      </w:r>
     </w:p>
     <w:p>
       <w:pPr>
@@ -383,7 +609,7 @@
                     </pic:cNvPicPr>
                   </pic:nvPicPr>
                   <pic:blipFill>
-                    <a:blip r:embed="rId9">
+                    <a:blip r:embed="rId10">
                       <a:extLst>
                         <a:ext uri="{28A0092B-C50C-407E-A947-70E740481C1C}">
                           <a14:useLocalDpi xmlns:a14="http://schemas.microsoft.com/office/drawing/2010/main" val="0"/>
@@ -422,13 +648,15 @@
         <w:jc w:val="center"/>
         <w:rPr>
           <w:rFonts w:ascii="Arial" w:hAnsi="Arial" w:cs="Arial"/>
-          <w:sz w:val="24"/>
-          <w:szCs w:val="24"/>
-        </w:rPr>
-      </w:pPr>
-      <w:r>
-        <w:rPr>
-          <w:rFonts w:ascii="Arial" w:hAnsi="Arial" w:cs="Arial"/>
+          <w:b/>
+          <w:sz w:val="24"/>
+          <w:szCs w:val="24"/>
+        </w:rPr>
+      </w:pPr>
+      <w:r>
+        <w:rPr>
+          <w:rFonts w:ascii="Arial" w:hAnsi="Arial" w:cs="Arial"/>
+          <w:b/>
           <w:sz w:val="24"/>
           <w:szCs w:val="24"/>
         </w:rPr>
@@ -437,6 +665,7 @@
       <w:r>
         <w:rPr>
           <w:rFonts w:ascii="Arial" w:hAnsi="Arial" w:cs="Arial"/>
+          <w:b/>
           <w:sz w:val="24"/>
           <w:szCs w:val="24"/>
         </w:rPr>
@@ -445,6 +674,7 @@
       <w:r>
         <w:rPr>
           <w:rFonts w:ascii="Arial" w:hAnsi="Arial" w:cs="Arial"/>
+          <w:b/>
           <w:sz w:val="24"/>
           <w:szCs w:val="24"/>
         </w:rPr>
@@ -463,14 +693,6 @@
     </w:p>
     <w:p>
       <w:pPr>
-        <w:jc w:val="center"/>
-        <w:rPr>
-          <w:rFonts w:ascii="Arial" w:hAnsi="Arial" w:cs="Arial"/>
-          <w:sz w:val="24"/>
-          <w:szCs w:val="24"/>
-        </w:rPr>
-      </w:pPr>
-      <w:r>
         <w:rPr>
           <w:rFonts w:ascii="Arial" w:hAnsi="Arial" w:cs="Arial"/>
           <w:noProof/>
@@ -478,6 +700,38 @@
           <w:szCs w:val="24"/>
           <w:lang w:eastAsia="de-DE"/>
         </w:rPr>
+      </w:pPr>
+      <w:r>
+        <w:rPr>
+          <w:rFonts w:ascii="Arial" w:hAnsi="Arial" w:cs="Arial"/>
+          <w:noProof/>
+          <w:sz w:val="24"/>
+          <w:szCs w:val="24"/>
+          <w:lang w:eastAsia="de-DE"/>
+        </w:rPr>
+        <w:br w:type="page"/>
+      </w:r>
+    </w:p>
+    <w:p>
+      <w:pPr>
+        <w:jc w:val="center"/>
+        <w:rPr>
+          <w:rFonts w:ascii="Arial" w:hAnsi="Arial" w:cs="Arial"/>
+          <w:noProof/>
+          <w:sz w:val="24"/>
+          <w:szCs w:val="24"/>
+          <w:lang w:eastAsia="de-DE"/>
+        </w:rPr>
+      </w:pPr>
+      <w:r>
+        <w:rPr>
+          <w:rFonts w:ascii="Arial" w:hAnsi="Arial" w:cs="Arial"/>
+          <w:noProof/>
+          <w:sz w:val="24"/>
+          <w:szCs w:val="24"/>
+          <w:lang w:eastAsia="de-DE"/>
+        </w:rPr>
+        <w:lastRenderedPageBreak/>
         <mc:AlternateContent>
           <mc:Choice Requires="wps">
             <w:drawing>
@@ -632,7 +886,10 @@
           </mc:Fallback>
         </mc:AlternateContent>
       </w:r>
-      <w:r>
+    </w:p>
+    <w:p>
+      <w:pPr>
+        <w:jc w:val="center"/>
         <w:rPr>
           <w:rFonts w:ascii="Arial" w:hAnsi="Arial" w:cs="Arial"/>
           <w:noProof/>
@@ -640,10 +897,53 @@
           <w:szCs w:val="24"/>
           <w:lang w:eastAsia="de-DE"/>
         </w:rPr>
+      </w:pPr>
+    </w:p>
+    <w:p>
+      <w:pPr>
+        <w:jc w:val="center"/>
+        <w:rPr>
+          <w:rFonts w:ascii="Arial" w:hAnsi="Arial" w:cs="Arial"/>
+          <w:noProof/>
+          <w:sz w:val="24"/>
+          <w:szCs w:val="24"/>
+          <w:lang w:eastAsia="de-DE"/>
+        </w:rPr>
+      </w:pPr>
+    </w:p>
+    <w:p>
+      <w:pPr>
+        <w:jc w:val="center"/>
+        <w:rPr>
+          <w:rFonts w:ascii="Arial" w:hAnsi="Arial" w:cs="Arial"/>
+          <w:noProof/>
+          <w:sz w:val="24"/>
+          <w:szCs w:val="24"/>
+          <w:lang w:eastAsia="de-DE"/>
+        </w:rPr>
+      </w:pPr>
+    </w:p>
+    <w:p>
+      <w:pPr>
+        <w:jc w:val="center"/>
+        <w:rPr>
+          <w:rFonts w:ascii="Arial" w:hAnsi="Arial" w:cs="Arial"/>
+          <w:sz w:val="24"/>
+          <w:szCs w:val="24"/>
+        </w:rPr>
+      </w:pPr>
+      <w:r>
+        <w:rPr>
+          <w:rFonts w:ascii="Arial" w:hAnsi="Arial" w:cs="Arial"/>
+          <w:noProof/>
+          <w:sz w:val="24"/>
+          <w:szCs w:val="24"/>
+          <w:lang w:eastAsia="de-DE"/>
+        </w:rPr>
         <w:drawing>
-          <wp:inline distT="0" distB="0" distL="0" distR="0">
-            <wp:extent cx="3621024" cy="3589071"/>
-            <wp:effectExtent l="0" t="0" r="0" b="0"/>
+          <wp:inline distT="0" distB="0" distL="0" distR="0" wp14:anchorId="0D24596F" wp14:editId="4687B644">
+            <wp:extent cx="5760720" cy="5709965"/>
+            <wp:effectExtent l="0" t="0" r="0" b="5080"/>
             <wp:docPr id="13" name="Grafik 13"/>
             <wp:cNvGraphicFramePr>
               <a:graphicFrameLocks xmlns:a="http://schemas.openxmlformats.org/drawingml/2006/main" noChangeAspect="1"/>
@@ -653,109 +953,6 @@
                 <pic:pic xmlns:pic="http://schemas.openxmlformats.org/drawingml/2006/picture">
                   <pic:nvPicPr>
                     <pic:cNvPr id="0" name="Picture 4"/>
-                    <pic:cNvPicPr>
-                      <a:picLocks noChangeAspect="1" noChangeArrowheads="1"/>
-                    </pic:cNvPicPr>
-                  </pic:nvPicPr>
-                  <pic:blipFill>
-                    <a:blip r:embed="rId10">
-                      <a:extLst>
-                        <a:ext uri="{28A0092B-C50C-407E-A947-70E740481C1C}">
-                          <a14:useLocalDpi xmlns:a14="http://schemas.microsoft.com/office/drawing/2010/main" val="0"/>
-                        </a:ext>
-                      </a:extLst>
-                    </a:blip>
-                    <a:srcRect/>
-                    <a:stretch>
-                      <a:fillRect/>
-                    </a:stretch>
-                  </pic:blipFill>
-                  <pic:spPr bwMode="auto">
-                    <a:xfrm>
-                      <a:off x="0" y="0"/>
-                      <a:ext cx="3637232" cy="3605136"/>
-                    </a:xfrm>
-                    <a:prstGeom prst="rect">
-                      <a:avLst/>
-                    </a:prstGeom>
-                    <a:noFill/>
-                    <a:ln>
-                      <a:noFill/>
-                    </a:ln>
-                  </pic:spPr>
-                </pic:pic>
-              </a:graphicData>
-            </a:graphic>
-          </wp:inline>
-        </w:drawing>
-      </w:r>
-    </w:p>
-    <w:p>
-      <w:pPr>
-        <w:jc w:val="center"/>
-        <w:rPr>
-          <w:rFonts w:ascii="Arial" w:hAnsi="Arial" w:cs="Arial"/>
-          <w:sz w:val="24"/>
-          <w:szCs w:val="24"/>
-        </w:rPr>
-      </w:pPr>
-      <w:r>
-        <w:rPr>
-          <w:rFonts w:ascii="Arial" w:hAnsi="Arial" w:cs="Arial"/>
-          <w:sz w:val="24"/>
-          <w:szCs w:val="24"/>
-        </w:rPr>
-        <w:t>Verwende die Abstandshalter mit Markierung</w:t>
-      </w:r>
-    </w:p>
-    <w:p>
-      <w:pPr>
-        <w:rPr>
-          <w:rFonts w:ascii="Arial" w:hAnsi="Arial" w:cs="Arial"/>
-          <w:sz w:val="24"/>
-          <w:szCs w:val="24"/>
-        </w:rPr>
-      </w:pPr>
-      <w:r>
-        <w:rPr>
-          <w:rFonts w:ascii="Arial" w:hAnsi="Arial" w:cs="Arial"/>
-          <w:sz w:val="24"/>
-          <w:szCs w:val="24"/>
-        </w:rPr>
-        <w:br w:type="page"/>
-      </w:r>
-    </w:p>
-    <w:p>
-      <w:pPr>
-        <w:jc w:val="center"/>
-        <w:rPr>
-          <w:rFonts w:ascii="Arial" w:hAnsi="Arial" w:cs="Arial"/>
-          <w:sz w:val="24"/>
-          <w:szCs w:val="24"/>
-        </w:rPr>
-      </w:pPr>
-      <w:r>
-        <w:rPr>
-          <w:rFonts w:ascii="Arial" w:hAnsi="Arial" w:cs="Arial"/>
-          <w:noProof/>
-          <w:sz w:val="24"/>
-          <w:szCs w:val="24"/>
-          <w:lang w:eastAsia="de-DE"/>
-        </w:rPr>
-        <w:lastRenderedPageBreak/>
-        <w:drawing>
-          <wp:inline distT="0" distB="0" distL="0" distR="0">
-            <wp:extent cx="3937763" cy="3606393"/>
-            <wp:effectExtent l="0" t="0" r="5715" b="0"/>
-            <wp:docPr id="22" name="Grafik 22"/>
-            <wp:cNvGraphicFramePr>
-              <a:graphicFrameLocks xmlns:a="http://schemas.openxmlformats.org/drawingml/2006/main" noChangeAspect="1"/>
-            </wp:cNvGraphicFramePr>
-            <a:graphic xmlns:a="http://schemas.openxmlformats.org/drawingml/2006/main">
-              <a:graphicData uri="http://schemas.openxmlformats.org/drawingml/2006/picture">
-                <pic:pic xmlns:pic="http://schemas.openxmlformats.org/drawingml/2006/picture">
-                  <pic:nvPicPr>
-                    <pic:cNvPr id="0" name="Picture 12"/>
                     <pic:cNvPicPr>
                       <a:picLocks noChangeAspect="1" noChangeArrowheads="1"/>
                     </pic:cNvPicPr>
@@ -776,7 +973,7 @@
                   <pic:spPr bwMode="auto">
                     <a:xfrm>
                       <a:off x="0" y="0"/>
-                      <a:ext cx="3967082" cy="3633245"/>
+                      <a:ext cx="5760720" cy="5709965"/>
                     </a:xfrm>
                     <a:prstGeom prst="rect">
                       <a:avLst/>
@@ -795,41 +992,40 @@
     </w:p>
     <w:p>
       <w:pPr>
-        <w:pStyle w:val="Listenabsatz"/>
-        <w:ind w:left="0"/>
-        <w:jc w:val="center"/>
-        <w:rPr>
-          <w:rFonts w:ascii="Arial" w:hAnsi="Arial" w:cs="Arial"/>
-          <w:sz w:val="24"/>
-          <w:szCs w:val="24"/>
-        </w:rPr>
-      </w:pPr>
-      <w:r>
-        <w:rPr>
-          <w:rFonts w:ascii="Arial" w:hAnsi="Arial" w:cs="Arial"/>
-          <w:sz w:val="24"/>
-          <w:szCs w:val="24"/>
-        </w:rPr>
-        <w:t xml:space="preserve">Montage der </w:t>
-      </w:r>
-      <w:r>
-        <w:rPr>
-          <w:rFonts w:ascii="Arial" w:hAnsi="Arial" w:cs="Arial"/>
-          <w:sz w:val="24"/>
-          <w:szCs w:val="24"/>
-        </w:rPr>
-        <w:t>Beine</w:t>
-      </w:r>
-    </w:p>
-    <w:p>
-      <w:pPr>
-        <w:jc w:val="center"/>
-        <w:rPr>
-          <w:rFonts w:ascii="Arial" w:hAnsi="Arial" w:cs="Arial"/>
-          <w:sz w:val="24"/>
-          <w:szCs w:val="24"/>
-        </w:rPr>
-      </w:pPr>
+        <w:jc w:val="center"/>
+        <w:rPr>
+          <w:rFonts w:ascii="Arial" w:hAnsi="Arial" w:cs="Arial"/>
+          <w:b/>
+          <w:sz w:val="24"/>
+          <w:szCs w:val="24"/>
+        </w:rPr>
+      </w:pPr>
+      <w:r>
+        <w:rPr>
+          <w:rFonts w:ascii="Arial" w:hAnsi="Arial" w:cs="Arial"/>
+          <w:b/>
+          <w:sz w:val="24"/>
+          <w:szCs w:val="24"/>
+        </w:rPr>
+        <w:t>Verwende die Abstandshalter mit Markierung</w:t>
+      </w:r>
+    </w:p>
+    <w:p>
+      <w:pPr>
+        <w:rPr>
+          <w:rFonts w:ascii="Arial" w:hAnsi="Arial" w:cs="Arial"/>
+          <w:sz w:val="24"/>
+          <w:szCs w:val="24"/>
+        </w:rPr>
+      </w:pPr>
+      <w:r>
+        <w:rPr>
+          <w:rFonts w:ascii="Arial" w:hAnsi="Arial" w:cs="Arial"/>
+          <w:sz w:val="24"/>
+          <w:szCs w:val="24"/>
+        </w:rPr>
+        <w:br w:type="page"/>
+      </w:r>
     </w:p>
     <w:p>
       <w:pPr>
@@ -848,11 +1044,12 @@
           <w:szCs w:val="24"/>
           <w:lang w:eastAsia="de-DE"/>
         </w:rPr>
+        <w:lastRenderedPageBreak/>
         <w:drawing>
           <wp:inline distT="0" distB="0" distL="0" distR="0">
-            <wp:extent cx="3942893" cy="3992782"/>
-            <wp:effectExtent l="0" t="0" r="635" b="8255"/>
-            <wp:docPr id="23" name="Grafik 23"/>
+            <wp:extent cx="2422566" cy="3778372"/>
+            <wp:effectExtent l="0" t="0" r="0" b="0"/>
+            <wp:docPr id="6" name="Grafik 6"/>
             <wp:cNvGraphicFramePr>
               <a:graphicFrameLocks xmlns:a="http://schemas.openxmlformats.org/drawingml/2006/main" noChangeAspect="1"/>
             </wp:cNvGraphicFramePr>
@@ -860,7 +1057,7 @@
               <a:graphicData uri="http://schemas.openxmlformats.org/drawingml/2006/picture">
                 <pic:pic xmlns:pic="http://schemas.openxmlformats.org/drawingml/2006/picture">
                   <pic:nvPicPr>
-                    <pic:cNvPr id="0" name="Picture 13"/>
+                    <pic:cNvPr id="0" name="Picture 4"/>
                     <pic:cNvPicPr>
                       <a:picLocks noChangeAspect="1" noChangeArrowheads="1"/>
                     </pic:cNvPicPr>
@@ -881,7 +1078,7 @@
                   <pic:spPr bwMode="auto">
                     <a:xfrm>
                       <a:off x="0" y="0"/>
-                      <a:ext cx="3970891" cy="4021134"/>
+                      <a:ext cx="2434496" cy="3796979"/>
                     </a:xfrm>
                     <a:prstGeom prst="rect">
                       <a:avLst/>
@@ -907,9 +1104,262 @@
           <w:szCs w:val="24"/>
         </w:rPr>
       </w:pPr>
-      <w:r>
-        <w:rPr>
-          <w:rFonts w:ascii="Arial" w:hAnsi="Arial" w:cs="Arial"/>
+    </w:p>
+    <w:p>
+      <w:pPr>
+        <w:jc w:val="center"/>
+        <w:rPr>
+          <w:rFonts w:ascii="Arial" w:hAnsi="Arial" w:cs="Arial"/>
+          <w:sz w:val="24"/>
+          <w:szCs w:val="24"/>
+        </w:rPr>
+      </w:pPr>
+      <w:r>
+        <w:rPr>
+          <w:rFonts w:ascii="Arial" w:hAnsi="Arial" w:cs="Arial"/>
+          <w:noProof/>
+          <w:sz w:val="24"/>
+          <w:szCs w:val="24"/>
+          <w:lang w:eastAsia="de-DE"/>
+        </w:rPr>
+        <w:drawing>
+          <wp:inline distT="0" distB="0" distL="0" distR="0">
+            <wp:extent cx="1924050" cy="4286250"/>
+            <wp:effectExtent l="0" t="0" r="0" b="0"/>
+            <wp:docPr id="7" name="Grafik 7"/>
+            <wp:cNvGraphicFramePr>
+              <a:graphicFrameLocks xmlns:a="http://schemas.openxmlformats.org/drawingml/2006/main" noChangeAspect="1"/>
+            </wp:cNvGraphicFramePr>
+            <a:graphic xmlns:a="http://schemas.openxmlformats.org/drawingml/2006/main">
+              <a:graphicData uri="http://schemas.openxmlformats.org/drawingml/2006/picture">
+                <pic:pic xmlns:pic="http://schemas.openxmlformats.org/drawingml/2006/picture">
+                  <pic:nvPicPr>
+                    <pic:cNvPr id="0" name="Picture 5"/>
+                    <pic:cNvPicPr>
+                      <a:picLocks noChangeAspect="1" noChangeArrowheads="1"/>
+                    </pic:cNvPicPr>
+                  </pic:nvPicPr>
+                  <pic:blipFill>
+                    <a:blip r:embed="rId13">
+                      <a:extLst>
+                        <a:ext uri="{28A0092B-C50C-407E-A947-70E740481C1C}">
+                          <a14:useLocalDpi xmlns:a14="http://schemas.microsoft.com/office/drawing/2010/main" val="0"/>
+                        </a:ext>
+                      </a:extLst>
+                    </a:blip>
+                    <a:srcRect/>
+                    <a:stretch>
+                      <a:fillRect/>
+                    </a:stretch>
+                  </pic:blipFill>
+                  <pic:spPr bwMode="auto">
+                    <a:xfrm>
+                      <a:off x="0" y="0"/>
+                      <a:ext cx="1924050" cy="4286250"/>
+                    </a:xfrm>
+                    <a:prstGeom prst="rect">
+                      <a:avLst/>
+                    </a:prstGeom>
+                    <a:noFill/>
+                    <a:ln>
+                      <a:noFill/>
+                    </a:ln>
+                  </pic:spPr>
+                </pic:pic>
+              </a:graphicData>
+            </a:graphic>
+          </wp:inline>
+        </w:drawing>
+      </w:r>
+      <w:r>
+        <w:rPr>
+          <w:rFonts w:ascii="Arial" w:hAnsi="Arial" w:cs="Arial"/>
+          <w:sz w:val="24"/>
+          <w:szCs w:val="24"/>
+        </w:rPr>
+        <w:t xml:space="preserve">   </w:t>
+      </w:r>
+      <w:r>
+        <w:rPr>
+          <w:rFonts w:ascii="Arial" w:hAnsi="Arial" w:cs="Arial"/>
+          <w:noProof/>
+          <w:sz w:val="24"/>
+          <w:szCs w:val="24"/>
+          <w:lang w:eastAsia="de-DE"/>
+        </w:rPr>
+        <w:drawing>
+          <wp:inline distT="0" distB="0" distL="0" distR="0" wp14:anchorId="2CBA819E" wp14:editId="0A0B5BD9">
+            <wp:extent cx="3122930" cy="3811905"/>
+            <wp:effectExtent l="0" t="0" r="1270" b="0"/>
+            <wp:docPr id="4" name="Grafik 4"/>
+            <wp:cNvGraphicFramePr>
+              <a:graphicFrameLocks xmlns:a="http://schemas.openxmlformats.org/drawingml/2006/main" noChangeAspect="1"/>
+            </wp:cNvGraphicFramePr>
+            <a:graphic xmlns:a="http://schemas.openxmlformats.org/drawingml/2006/main">
+              <a:graphicData uri="http://schemas.openxmlformats.org/drawingml/2006/picture">
+                <pic:pic xmlns:pic="http://schemas.openxmlformats.org/drawingml/2006/picture">
+                  <pic:nvPicPr>
+                    <pic:cNvPr id="0" name="Picture 3"/>
+                    <pic:cNvPicPr>
+                      <a:picLocks noChangeAspect="1" noChangeArrowheads="1"/>
+                    </pic:cNvPicPr>
+                  </pic:nvPicPr>
+                  <pic:blipFill>
+                    <a:blip r:embed="rId14">
+                      <a:extLst>
+                        <a:ext uri="{28A0092B-C50C-407E-A947-70E740481C1C}">
+                          <a14:useLocalDpi xmlns:a14="http://schemas.microsoft.com/office/drawing/2010/main" val="0"/>
+                        </a:ext>
+                      </a:extLst>
+                    </a:blip>
+                    <a:srcRect/>
+                    <a:stretch>
+                      <a:fillRect/>
+                    </a:stretch>
+                  </pic:blipFill>
+                  <pic:spPr bwMode="auto">
+                    <a:xfrm>
+                      <a:off x="0" y="0"/>
+                      <a:ext cx="3122930" cy="3811905"/>
+                    </a:xfrm>
+                    <a:prstGeom prst="rect">
+                      <a:avLst/>
+                    </a:prstGeom>
+                    <a:noFill/>
+                    <a:ln>
+                      <a:noFill/>
+                    </a:ln>
+                  </pic:spPr>
+                </pic:pic>
+              </a:graphicData>
+            </a:graphic>
+          </wp:inline>
+        </w:drawing>
+      </w:r>
+    </w:p>
+    <w:p>
+      <w:pPr>
+        <w:pStyle w:val="Listenabsatz"/>
+        <w:ind w:left="0"/>
+        <w:jc w:val="center"/>
+        <w:rPr>
+          <w:rFonts w:ascii="Arial" w:hAnsi="Arial" w:cs="Arial"/>
+          <w:b/>
+          <w:sz w:val="24"/>
+          <w:szCs w:val="24"/>
+        </w:rPr>
+      </w:pPr>
+      <w:r>
+        <w:rPr>
+          <w:rFonts w:ascii="Arial" w:hAnsi="Arial" w:cs="Arial"/>
+          <w:b/>
+          <w:sz w:val="24"/>
+          <w:szCs w:val="24"/>
+        </w:rPr>
+        <w:t>Montage der Beine</w:t>
+      </w:r>
+    </w:p>
+    <w:p>
+      <w:pPr>
+        <w:jc w:val="center"/>
+        <w:rPr>
+          <w:rFonts w:ascii="Arial" w:hAnsi="Arial" w:cs="Arial"/>
+          <w:sz w:val="24"/>
+          <w:szCs w:val="24"/>
+        </w:rPr>
+      </w:pPr>
+    </w:p>
+    <w:p>
+      <w:pPr>
+        <w:jc w:val="center"/>
+        <w:rPr>
+          <w:rFonts w:ascii="Arial" w:hAnsi="Arial" w:cs="Arial"/>
+          <w:sz w:val="24"/>
+          <w:szCs w:val="24"/>
+        </w:rPr>
+      </w:pPr>
+    </w:p>
+    <w:p>
+      <w:pPr>
+        <w:jc w:val="center"/>
+        <w:rPr>
+          <w:rFonts w:ascii="Arial" w:hAnsi="Arial" w:cs="Arial"/>
+          <w:sz w:val="24"/>
+          <w:szCs w:val="24"/>
+        </w:rPr>
+      </w:pPr>
+      <w:r>
+        <w:rPr>
+          <w:rFonts w:ascii="Arial" w:hAnsi="Arial" w:cs="Arial"/>
+          <w:noProof/>
+          <w:sz w:val="24"/>
+          <w:szCs w:val="24"/>
+          <w:lang w:eastAsia="de-DE"/>
+        </w:rPr>
+        <w:drawing>
+          <wp:inline distT="0" distB="0" distL="0" distR="0">
+            <wp:extent cx="5742588" cy="5815248"/>
+            <wp:effectExtent l="0" t="0" r="0" b="0"/>
+            <wp:docPr id="23" name="Grafik 23"/>
+            <wp:cNvGraphicFramePr>
+              <a:graphicFrameLocks xmlns:a="http://schemas.openxmlformats.org/drawingml/2006/main" noChangeAspect="1"/>
+            </wp:cNvGraphicFramePr>
+            <a:graphic xmlns:a="http://schemas.openxmlformats.org/drawingml/2006/main">
+              <a:graphicData uri="http://schemas.openxmlformats.org/drawingml/2006/picture">
+                <pic:pic xmlns:pic="http://schemas.openxmlformats.org/drawingml/2006/picture">
+                  <pic:nvPicPr>
+                    <pic:cNvPr id="0" name="Picture 13"/>
+                    <pic:cNvPicPr>
+                      <a:picLocks noChangeAspect="1" noChangeArrowheads="1"/>
+                    </pic:cNvPicPr>
+                  </pic:nvPicPr>
+                  <pic:blipFill>
+                    <a:blip r:embed="rId15">
+                      <a:extLst>
+                        <a:ext uri="{28A0092B-C50C-407E-A947-70E740481C1C}">
+                          <a14:useLocalDpi xmlns:a14="http://schemas.microsoft.com/office/drawing/2010/main" val="0"/>
+                        </a:ext>
+                      </a:extLst>
+                    </a:blip>
+                    <a:srcRect/>
+                    <a:stretch>
+                      <a:fillRect/>
+                    </a:stretch>
+                  </pic:blipFill>
+                  <pic:spPr bwMode="auto">
+                    <a:xfrm>
+                      <a:off x="0" y="0"/>
+                      <a:ext cx="5799960" cy="5873346"/>
+                    </a:xfrm>
+                    <a:prstGeom prst="rect">
+                      <a:avLst/>
+                    </a:prstGeom>
+                    <a:noFill/>
+                    <a:ln>
+                      <a:noFill/>
+                    </a:ln>
+                  </pic:spPr>
+                </pic:pic>
+              </a:graphicData>
+            </a:graphic>
+          </wp:inline>
+        </w:drawing>
+      </w:r>
+    </w:p>
+    <w:p>
+      <w:pPr>
+        <w:jc w:val="center"/>
+        <w:rPr>
+          <w:rFonts w:ascii="Arial" w:hAnsi="Arial" w:cs="Arial"/>
+          <w:b/>
+          <w:sz w:val="24"/>
+          <w:szCs w:val="24"/>
+        </w:rPr>
+      </w:pPr>
+      <w:r>
+        <w:rPr>
+          <w:rFonts w:ascii="Arial" w:hAnsi="Arial" w:cs="Arial"/>
+          <w:b/>
           <w:sz w:val="24"/>
           <w:szCs w:val="24"/>
         </w:rPr>
@@ -925,6 +1375,8 @@
           <w:szCs w:val="24"/>
         </w:rPr>
       </w:pPr>
+      <w:bookmarkStart w:id="0" w:name="_GoBack"/>
+      <w:bookmarkEnd w:id="0"/>
     </w:p>
     <w:p>
       <w:pPr>
@@ -962,7 +1414,7 @@
                     </pic:cNvPicPr>
                   </pic:nvPicPr>
                   <pic:blipFill>
-                    <a:blip r:embed="rId13">
+                    <a:blip r:embed="rId16">
                       <a:extLst>
                         <a:ext uri="{28A0092B-C50C-407E-A947-70E740481C1C}">
                           <a14:useLocalDpi xmlns:a14="http://schemas.microsoft.com/office/drawing/2010/main" val="0"/>
@@ -1001,13 +1453,15 @@
         <w:jc w:val="center"/>
         <w:rPr>
           <w:rFonts w:ascii="Arial" w:hAnsi="Arial" w:cs="Arial"/>
-          <w:sz w:val="24"/>
-          <w:szCs w:val="24"/>
-        </w:rPr>
-      </w:pPr>
-      <w:r>
-        <w:rPr>
-          <w:rFonts w:ascii="Arial" w:hAnsi="Arial" w:cs="Arial"/>
+          <w:b/>
+          <w:sz w:val="24"/>
+          <w:szCs w:val="24"/>
+        </w:rPr>
+      </w:pPr>
+      <w:r>
+        <w:rPr>
+          <w:rFonts w:ascii="Arial" w:hAnsi="Arial" w:cs="Arial"/>
+          <w:b/>
           <w:sz w:val="24"/>
           <w:szCs w:val="24"/>
         </w:rPr>
@@ -1016,6 +1470,7 @@
       <w:r>
         <w:rPr>
           <w:rFonts w:ascii="Arial" w:hAnsi="Arial" w:cs="Arial"/>
+          <w:b/>
           <w:sz w:val="24"/>
           <w:szCs w:val="24"/>
         </w:rPr>
@@ -1024,6 +1479,7 @@
       <w:r>
         <w:rPr>
           <w:rFonts w:ascii="Arial" w:hAnsi="Arial" w:cs="Arial"/>
+          <w:b/>
           <w:sz w:val="24"/>
           <w:szCs w:val="24"/>
         </w:rPr>
@@ -1032,6 +1488,7 @@
       <w:r>
         <w:rPr>
           <w:rFonts w:ascii="Arial" w:hAnsi="Arial" w:cs="Arial"/>
+          <w:b/>
           <w:sz w:val="24"/>
           <w:szCs w:val="24"/>
         </w:rPr>
@@ -1040,6 +1497,7 @@
       <w:r>
         <w:rPr>
           <w:rFonts w:ascii="Arial" w:hAnsi="Arial" w:cs="Arial"/>
+          <w:b/>
           <w:sz w:val="24"/>
           <w:szCs w:val="24"/>
         </w:rPr>
@@ -1048,6 +1506,7 @@
       <w:r>
         <w:rPr>
           <w:rFonts w:ascii="Arial" w:hAnsi="Arial" w:cs="Arial"/>
+          <w:b/>
           <w:sz w:val="24"/>
           <w:szCs w:val="24"/>
         </w:rPr>
@@ -1056,6 +1515,7 @@
       <w:r>
         <w:rPr>
           <w:rFonts w:ascii="Arial" w:hAnsi="Arial" w:cs="Arial"/>
+          <w:b/>
           <w:sz w:val="24"/>
           <w:szCs w:val="24"/>
         </w:rPr>
@@ -1064,6 +1524,7 @@
       <w:r>
         <w:rPr>
           <w:rFonts w:ascii="Arial" w:hAnsi="Arial" w:cs="Arial"/>
+          <w:b/>
           <w:sz w:val="24"/>
           <w:szCs w:val="24"/>
         </w:rPr>
@@ -1111,7 +1572,7 @@
                     </pic:cNvPicPr>
                   </pic:nvPicPr>
                   <pic:blipFill>
-                    <a:blip r:embed="rId14">
+                    <a:blip r:embed="rId17">
                       <a:extLst>
                         <a:ext uri="{28A0092B-C50C-407E-A947-70E740481C1C}">
                           <a14:useLocalDpi xmlns:a14="http://schemas.microsoft.com/office/drawing/2010/main" val="0"/>
@@ -1148,15 +1609,15 @@
         <w:jc w:val="center"/>
         <w:rPr>
           <w:rFonts w:ascii="Arial" w:hAnsi="Arial" w:cs="Arial"/>
-          <w:sz w:val="24"/>
-          <w:szCs w:val="24"/>
-        </w:rPr>
-      </w:pPr>
-      <w:bookmarkStart w:id="0" w:name="_GoBack"/>
-      <w:bookmarkEnd w:id="0"/>
-      <w:r>
-        <w:rPr>
-          <w:rFonts w:ascii="Arial" w:hAnsi="Arial" w:cs="Arial"/>
+          <w:b/>
+          <w:sz w:val="24"/>
+          <w:szCs w:val="24"/>
+        </w:rPr>
+      </w:pPr>
+      <w:r>
+        <w:rPr>
+          <w:rFonts w:ascii="Arial" w:hAnsi="Arial" w:cs="Arial"/>
+          <w:b/>
           <w:sz w:val="24"/>
           <w:szCs w:val="24"/>
         </w:rPr>
@@ -1165,6 +1626,7 @@
       <w:r>
         <w:rPr>
           <w:rFonts w:ascii="Arial" w:hAnsi="Arial" w:cs="Arial"/>
+          <w:b/>
           <w:sz w:val="24"/>
           <w:szCs w:val="24"/>
         </w:rPr>
@@ -1173,22 +1635,36 @@
       <w:r>
         <w:rPr>
           <w:rFonts w:ascii="Arial" w:hAnsi="Arial" w:cs="Arial"/>
+          <w:b/>
           <w:sz w:val="24"/>
           <w:szCs w:val="24"/>
         </w:rPr>
         <w:t xml:space="preserve">und </w:t>
       </w:r>
-      <w:r>
-        <w:rPr>
-          <w:rFonts w:ascii="Arial" w:hAnsi="Arial" w:cs="Arial"/>
-          <w:sz w:val="24"/>
-          <w:szCs w:val="24"/>
-        </w:rPr>
-        <w:t xml:space="preserve">pimpe </w:t>
-      </w:r>
-      <w:r>
-        <w:rPr>
-          <w:rFonts w:ascii="Arial" w:hAnsi="Arial" w:cs="Arial"/>
+      <w:proofErr w:type="spellStart"/>
+      <w:r>
+        <w:rPr>
+          <w:rFonts w:ascii="Arial" w:hAnsi="Arial" w:cs="Arial"/>
+          <w:b/>
+          <w:sz w:val="24"/>
+          <w:szCs w:val="24"/>
+        </w:rPr>
+        <w:t>pimpe</w:t>
+      </w:r>
+      <w:proofErr w:type="spellEnd"/>
+      <w:r>
+        <w:rPr>
+          <w:rFonts w:ascii="Arial" w:hAnsi="Arial" w:cs="Arial"/>
+          <w:b/>
+          <w:sz w:val="24"/>
+          <w:szCs w:val="24"/>
+        </w:rPr>
+        <w:t xml:space="preserve"> </w:t>
+      </w:r>
+      <w:r>
+        <w:rPr>
+          <w:rFonts w:ascii="Arial" w:hAnsi="Arial" w:cs="Arial"/>
+          <w:b/>
           <w:sz w:val="24"/>
           <w:szCs w:val="24"/>
         </w:rPr>
@@ -1197,6 +1673,7 @@
       <w:r>
         <w:rPr>
           <w:rFonts w:ascii="Arial" w:hAnsi="Arial" w:cs="Arial"/>
+          <w:b/>
           <w:sz w:val="24"/>
           <w:szCs w:val="24"/>
         </w:rPr>
@@ -1234,8 +1711,8 @@
       </w:r>
     </w:p>
     <w:sectPr>
-      <w:headerReference w:type="default" r:id="rId15"/>
-      <w:footerReference w:type="default" r:id="rId16"/>
+      <w:headerReference w:type="default" r:id="rId18"/>
+      <w:footerReference w:type="default" r:id="rId19"/>
       <w:pgSz w:w="11906" w:h="16838"/>
       <w:pgMar w:top="1417" w:right="1417" w:bottom="1134" w:left="1417" w:header="708" w:footer="708" w:gutter="0"/>
       <w:cols w:space="708"/>
@@ -1307,7 +1784,7 @@
         <w:bCs/>
         <w:noProof/>
       </w:rPr>
-      <w:t>3</w:t>
+      <w:t>6</w:t>
     </w:r>
     <w:r>
       <w:rPr>
@@ -1346,7 +1823,7 @@
         <w:bCs/>
         <w:noProof/>
       </w:rPr>
-      <w:t>4</w:t>
+      <w:t>7</w:t>
     </w:r>
     <w:r>
       <w:rPr>

--- a/pdf/Egon Montageanleitung.docx
+++ b/pdf/Egon Montageanleitung.docx
@@ -723,7 +723,10 @@
           <w:lang w:eastAsia="de-DE"/>
         </w:rPr>
       </w:pPr>
-      <w:r>
+    </w:p>
+    <w:p>
+      <w:pPr>
+        <w:jc w:val="center"/>
         <w:rPr>
           <w:rFonts w:ascii="Arial" w:hAnsi="Arial" w:cs="Arial"/>
           <w:noProof/>
@@ -731,20 +734,62 @@
           <w:szCs w:val="24"/>
           <w:lang w:eastAsia="de-DE"/>
         </w:rPr>
-        <w:lastRenderedPageBreak/>
+      </w:pPr>
+    </w:p>
+    <w:p>
+      <w:pPr>
+        <w:jc w:val="center"/>
+        <w:rPr>
+          <w:rFonts w:ascii="Arial" w:hAnsi="Arial" w:cs="Arial"/>
+          <w:noProof/>
+          <w:sz w:val="24"/>
+          <w:szCs w:val="24"/>
+          <w:lang w:eastAsia="de-DE"/>
+        </w:rPr>
+      </w:pPr>
+    </w:p>
+    <w:p>
+      <w:pPr>
+        <w:jc w:val="center"/>
+        <w:rPr>
+          <w:rFonts w:ascii="Arial" w:hAnsi="Arial" w:cs="Arial"/>
+          <w:noProof/>
+          <w:sz w:val="24"/>
+          <w:szCs w:val="24"/>
+          <w:lang w:eastAsia="de-DE"/>
+        </w:rPr>
+      </w:pPr>
+    </w:p>
+    <w:p>
+      <w:pPr>
+        <w:jc w:val="center"/>
+        <w:rPr>
+          <w:rFonts w:ascii="Arial" w:hAnsi="Arial" w:cs="Arial"/>
+          <w:sz w:val="24"/>
+          <w:szCs w:val="24"/>
+        </w:rPr>
+      </w:pPr>
+      <w:r>
+        <w:rPr>
+          <w:rFonts w:ascii="Arial" w:hAnsi="Arial" w:cs="Arial"/>
+          <w:noProof/>
+          <w:sz w:val="24"/>
+          <w:szCs w:val="24"/>
+          <w:lang w:eastAsia="de-DE"/>
+        </w:rPr>
         <mc:AlternateContent>
           <mc:Choice Requires="wps">
             <w:drawing>
-              <wp:anchor distT="0" distB="0" distL="114300" distR="114300" simplePos="0" relativeHeight="251661312" behindDoc="0" locked="0" layoutInCell="1" allowOverlap="1" wp14:anchorId="1F551803" wp14:editId="1E86EA55">
+              <wp:anchor distT="0" distB="0" distL="114300" distR="114300" simplePos="0" relativeHeight="251661312" behindDoc="0" locked="0" layoutInCell="1" allowOverlap="1" wp14:anchorId="7B7E6050" wp14:editId="3A41D89F">
                 <wp:simplePos x="0" y="0"/>
                 <wp:positionH relativeFrom="column">
-                  <wp:posOffset>1623948</wp:posOffset>
+                  <wp:posOffset>795655</wp:posOffset>
                 </wp:positionH>
                 <wp:positionV relativeFrom="paragraph">
-                  <wp:posOffset>1997151</wp:posOffset>
+                  <wp:posOffset>3242945</wp:posOffset>
                 </wp:positionV>
-                <wp:extent cx="2157451" cy="1591971"/>
-                <wp:effectExtent l="38100" t="38100" r="33655" b="27305"/>
+                <wp:extent cx="3028950" cy="2581275"/>
+                <wp:effectExtent l="38100" t="38100" r="19050" b="28575"/>
                 <wp:wrapNone/>
                 <wp:docPr id="14" name="Gerade Verbindung mit Pfeil 14"/>
                 <wp:cNvGraphicFramePr/>
@@ -755,7 +800,7 @@
                       <wps:spPr>
                         <a:xfrm flipH="1" flipV="1">
                           <a:off x="0" y="0"/>
-                          <a:ext cx="2157451" cy="1591971"/>
+                          <a:ext cx="3028950" cy="2581275"/>
                         </a:xfrm>
                         <a:prstGeom prst="straightConnector1">
                           <a:avLst/>
@@ -796,11 +841,11 @@
           </mc:Choice>
           <mc:Fallback>
             <w:pict>
-              <v:shapetype w14:anchorId="2E417466" id="_x0000_t32" coordsize="21600,21600" o:spt="32" o:oned="t" path="m,l21600,21600e" filled="f">
+              <v:shapetype w14:anchorId="2E0ADC71" id="_x0000_t32" coordsize="21600,21600" o:spt="32" o:oned="t" path="m,l21600,21600e" filled="f">
                 <v:path arrowok="t" fillok="f" o:connecttype="none"/>
                 <o:lock v:ext="edit" shapetype="t"/>
               </v:shapetype>
-              <v:shape id="Gerade Verbindung mit Pfeil 14" o:spid="_x0000_s1026" type="#_x0000_t32" style="position:absolute;margin-left:127.85pt;margin-top:157.25pt;width:169.9pt;height:125.35pt;flip:x y;z-index:251661312;visibility:visible;mso-wrap-style:square;mso-width-percent:0;mso-height-percent:0;mso-wrap-distance-left:9pt;mso-wrap-distance-top:0;mso-wrap-distance-right:9pt;mso-wrap-distance-bottom:0;mso-position-horizontal:absolute;mso-position-horizontal-relative:text;mso-position-vertical:absolute;mso-position-vertical-relative:text;mso-width-percent:0;mso-height-percent:0;mso-width-relative:margin;mso-height-relative:margin" o:gfxdata="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" strokecolor="red" strokeweight="2pt">
+              <v:shape id="Gerade Verbindung mit Pfeil 14" o:spid="_x0000_s1026" type="#_x0000_t32" style="position:absolute;margin-left:62.65pt;margin-top:255.35pt;width:238.5pt;height:203.25pt;flip:x y;z-index:251661312;visibility:visible;mso-wrap-style:square;mso-width-percent:0;mso-height-percent:0;mso-wrap-distance-left:9pt;mso-wrap-distance-top:0;mso-wrap-distance-right:9pt;mso-wrap-distance-bottom:0;mso-position-horizontal:absolute;mso-position-horizontal-relative:text;mso-position-vertical:absolute;mso-position-vertical-relative:text;mso-width-percent:0;mso-height-percent:0;mso-width-relative:margin;mso-height-relative:margin" o:gfxdata="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" strokecolor="red" strokeweight="2pt">
                 <v:stroke endarrow="block" joinstyle="miter"/>
               </v:shape>
             </w:pict>
@@ -818,16 +863,16 @@
         <mc:AlternateContent>
           <mc:Choice Requires="wps">
             <w:drawing>
-              <wp:anchor distT="0" distB="0" distL="114300" distR="114300" simplePos="0" relativeHeight="251659264" behindDoc="0" locked="0" layoutInCell="1" allowOverlap="1">
+              <wp:anchor distT="0" distB="0" distL="114300" distR="114300" simplePos="0" relativeHeight="251659264" behindDoc="0" locked="0" layoutInCell="1" allowOverlap="1" wp14:anchorId="033EF004" wp14:editId="208A7B5C">
                 <wp:simplePos x="0" y="0"/>
                 <wp:positionH relativeFrom="column">
-                  <wp:posOffset>2377414</wp:posOffset>
+                  <wp:posOffset>2119629</wp:posOffset>
                 </wp:positionH>
                 <wp:positionV relativeFrom="paragraph">
-                  <wp:posOffset>2194662</wp:posOffset>
+                  <wp:posOffset>3490594</wp:posOffset>
                 </wp:positionV>
-                <wp:extent cx="1404137" cy="1345488"/>
-                <wp:effectExtent l="38100" t="38100" r="24765" b="26670"/>
+                <wp:extent cx="1704975" cy="2276475"/>
+                <wp:effectExtent l="38100" t="38100" r="28575" b="28575"/>
                 <wp:wrapNone/>
                 <wp:docPr id="8" name="Gerade Verbindung mit Pfeil 8"/>
                 <wp:cNvGraphicFramePr/>
@@ -838,7 +883,7 @@
                       <wps:spPr>
                         <a:xfrm flipH="1" flipV="1">
                           <a:off x="0" y="0"/>
-                          <a:ext cx="1404137" cy="1345488"/>
+                          <a:ext cx="1704975" cy="2276475"/>
                         </a:xfrm>
                         <a:prstGeom prst="straightConnector1">
                           <a:avLst/>
@@ -879,59 +924,13 @@
           </mc:Choice>
           <mc:Fallback>
             <w:pict>
-              <v:shape w14:anchorId="38FAD7CB" id="Gerade Verbindung mit Pfeil 8" o:spid="_x0000_s1026" type="#_x0000_t32" style="position:absolute;margin-left:187.2pt;margin-top:172.8pt;width:110.55pt;height:105.95pt;flip:x y;z-index:251659264;visibility:visible;mso-wrap-style:square;mso-width-percent:0;mso-height-percent:0;mso-wrap-distance-left:9pt;mso-wrap-distance-top:0;mso-wrap-distance-right:9pt;mso-wrap-distance-bottom:0;mso-position-horizontal:absolute;mso-position-horizontal-relative:text;mso-position-vertical:absolute;mso-position-vertical-relative:text;mso-width-percent:0;mso-height-percent:0;mso-width-relative:margin;mso-height-relative:margin" o:gfxdata="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" strokecolor="red" strokeweight="2pt">
+              <v:shape w14:anchorId="7D9803C5" id="Gerade Verbindung mit Pfeil 8" o:spid="_x0000_s1026" type="#_x0000_t32" style="position:absolute;margin-left:166.9pt;margin-top:274.85pt;width:134.25pt;height:179.25pt;flip:x y;z-index:251659264;visibility:visible;mso-wrap-style:square;mso-width-percent:0;mso-height-percent:0;mso-wrap-distance-left:9pt;mso-wrap-distance-top:0;mso-wrap-distance-right:9pt;mso-wrap-distance-bottom:0;mso-position-horizontal:absolute;mso-position-horizontal-relative:text;mso-position-vertical:absolute;mso-position-vertical-relative:text;mso-width-percent:0;mso-height-percent:0;mso-width-relative:margin;mso-height-relative:margin" o:gfxdata="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" strokecolor="red" strokeweight="2pt">
                 <v:stroke endarrow="block" joinstyle="miter"/>
               </v:shape>
             </w:pict>
           </mc:Fallback>
         </mc:AlternateContent>
       </w:r>
-    </w:p>
-    <w:p>
-      <w:pPr>
-        <w:jc w:val="center"/>
-        <w:rPr>
-          <w:rFonts w:ascii="Arial" w:hAnsi="Arial" w:cs="Arial"/>
-          <w:noProof/>
-          <w:sz w:val="24"/>
-          <w:szCs w:val="24"/>
-          <w:lang w:eastAsia="de-DE"/>
-        </w:rPr>
-      </w:pPr>
-    </w:p>
-    <w:p>
-      <w:pPr>
-        <w:jc w:val="center"/>
-        <w:rPr>
-          <w:rFonts w:ascii="Arial" w:hAnsi="Arial" w:cs="Arial"/>
-          <w:noProof/>
-          <w:sz w:val="24"/>
-          <w:szCs w:val="24"/>
-          <w:lang w:eastAsia="de-DE"/>
-        </w:rPr>
-      </w:pPr>
-    </w:p>
-    <w:p>
-      <w:pPr>
-        <w:jc w:val="center"/>
-        <w:rPr>
-          <w:rFonts w:ascii="Arial" w:hAnsi="Arial" w:cs="Arial"/>
-          <w:noProof/>
-          <w:sz w:val="24"/>
-          <w:szCs w:val="24"/>
-          <w:lang w:eastAsia="de-DE"/>
-        </w:rPr>
-      </w:pPr>
-    </w:p>
-    <w:p>
-      <w:pPr>
-        <w:jc w:val="center"/>
-        <w:rPr>
-          <w:rFonts w:ascii="Arial" w:hAnsi="Arial" w:cs="Arial"/>
-          <w:sz w:val="24"/>
-          <w:szCs w:val="24"/>
-        </w:rPr>
-      </w:pPr>
       <w:r>
         <w:rPr>
           <w:rFonts w:ascii="Arial" w:hAnsi="Arial" w:cs="Arial"/>
@@ -1375,8 +1374,6 @@
           <w:szCs w:val="24"/>
         </w:rPr>
       </w:pPr>
-      <w:bookmarkStart w:id="0" w:name="_GoBack"/>
-      <w:bookmarkEnd w:id="0"/>
     </w:p>
     <w:p>
       <w:pPr>
@@ -1556,8 +1553,8 @@
         </w:rPr>
         <w:drawing>
           <wp:inline distT="0" distB="0" distL="0" distR="0">
-            <wp:extent cx="1975104" cy="3445821"/>
-            <wp:effectExtent l="0" t="0" r="6350" b="2540"/>
+            <wp:extent cx="1974850" cy="3445378"/>
+            <wp:effectExtent l="0" t="0" r="6350" b="3175"/>
             <wp:docPr id="5" name="Grafik 5" descr="egone14.png"/>
             <wp:cNvGraphicFramePr>
               <a:graphicFrameLocks xmlns:a="http://schemas.openxmlformats.org/drawingml/2006/main" noChangeAspect="1"/>
@@ -1587,7 +1584,7 @@
                   <pic:spPr bwMode="auto">
                     <a:xfrm>
                       <a:off x="0" y="0"/>
-                      <a:ext cx="2019803" cy="3523804"/>
+                      <a:ext cx="2033005" cy="3546837"/>
                     </a:xfrm>
                     <a:prstGeom prst="rect">
                       <a:avLst/>
@@ -1603,6 +1600,8 @@
           </wp:inline>
         </w:drawing>
       </w:r>
+      <w:bookmarkStart w:id="0" w:name="_GoBack"/>
+      <w:bookmarkEnd w:id="0"/>
     </w:p>
     <w:p>
       <w:pPr>
